--- a/3.Linux/Linux Review 5-7 KEY.docx
+++ b/3.Linux/Linux Review 5-7 KEY.docx
@@ -1,6 +1,6 @@
 
 <file path=word/document.xml><?xml version="1.0" encoding="utf-8"?>
-<w:document xmlns:wpc="http://schemas.microsoft.com/office/word/2010/wordprocessingCanvas" xmlns:cx="http://schemas.microsoft.com/office/drawing/2014/chartex" xmlns:cx1="http://schemas.microsoft.com/office/drawing/2015/9/8/chartex" xmlns:cx2="http://schemas.microsoft.com/office/drawing/2015/10/21/chartex" xmlns:cx3="http://schemas.microsoft.com/office/drawing/2016/5/9/chartex" xmlns:cx4="http://schemas.microsoft.com/office/drawing/2016/5/10/chartex" xmlns:cx5="http://schemas.microsoft.com/office/drawing/2016/5/11/chartex" xmlns:cx6="http://schemas.microsoft.com/office/drawing/2016/5/12/chartex" xmlns:cx7="http://schemas.microsoft.com/office/drawing/2016/5/13/chartex" xmlns:cx8="http://schemas.microsoft.com/office/drawing/2016/5/14/chartex" xmlns:mc="http://schemas.openxmlformats.org/markup-compatibility/2006" xmlns:aink="http://schemas.microsoft.com/office/drawing/2016/ink" xmlns:am3d="http://schemas.microsoft.com/office/drawing/2017/model3d" xmlns:o="urn:schemas-microsoft-com:office:office" xmlns:r="http://schemas.openxmlformats.org/officeDocument/2006/relationships" xmlns:m="http://schemas.openxmlformats.org/officeDocument/2006/math" xmlns:v="urn:schemas-microsoft-com:vml" xmlns:wp14="http://schemas.microsoft.com/office/word/2010/wordprocessingDrawing" xmlns:wp="http://schemas.openxmlformats.org/drawingml/2006/wordprocessingDrawing" xmlns:w10="urn:schemas-microsoft-com:office:word" xmlns:w="http://schemas.openxmlformats.org/wordprocessingml/2006/main" xmlns:w14="http://schemas.microsoft.com/office/word/2010/wordml" xmlns:w15="http://schemas.microsoft.com/office/word/2012/wordml" xmlns:w16cex="http://schemas.microsoft.com/office/word/2018/wordml/cex" xmlns:w16cid="http://schemas.microsoft.com/office/word/2016/wordml/cid" xmlns:w16="http://schemas.microsoft.com/office/word/2018/wordml" xmlns:w16sdtdh="http://schemas.microsoft.com/office/word/2020/wordml/sdtdatahash" xmlns:w16se="http://schemas.microsoft.com/office/word/2015/wordml/symex" xmlns:wpg="http://schemas.microsoft.com/office/word/2010/wordprocessingGroup" xmlns:wpi="http://schemas.microsoft.com/office/word/2010/wordprocessingInk" xmlns:wne="http://schemas.microsoft.com/office/word/2006/wordml" xmlns:wps="http://schemas.microsoft.com/office/word/2010/wordprocessingShape" mc:Ignorable="w14 w15 w16se w16cid w16 w16cex w16sdtdh wp14">
+<w:document xmlns:wpc="http://schemas.microsoft.com/office/word/2010/wordprocessingCanvas" xmlns:cx="http://schemas.microsoft.com/office/drawing/2014/chartex" xmlns:cx1="http://schemas.microsoft.com/office/drawing/2015/9/8/chartex" xmlns:cx2="http://schemas.microsoft.com/office/drawing/2015/10/21/chartex" xmlns:cx3="http://schemas.microsoft.com/office/drawing/2016/5/9/chartex" xmlns:cx4="http://schemas.microsoft.com/office/drawing/2016/5/10/chartex" xmlns:cx5="http://schemas.microsoft.com/office/drawing/2016/5/11/chartex" xmlns:cx6="http://schemas.microsoft.com/office/drawing/2016/5/12/chartex" xmlns:cx7="http://schemas.microsoft.com/office/drawing/2016/5/13/chartex" xmlns:cx8="http://schemas.microsoft.com/office/drawing/2016/5/14/chartex" xmlns:mc="http://schemas.openxmlformats.org/markup-compatibility/2006" xmlns:aink="http://schemas.microsoft.com/office/drawing/2016/ink" xmlns:am3d="http://schemas.microsoft.com/office/drawing/2017/model3d" xmlns:o="urn:schemas-microsoft-com:office:office" xmlns:oel="http://schemas.microsoft.com/office/2019/extlst" xmlns:r="http://schemas.openxmlformats.org/officeDocument/2006/relationships" xmlns:m="http://schemas.openxmlformats.org/officeDocument/2006/math" xmlns:v="urn:schemas-microsoft-com:vml" xmlns:wp14="http://schemas.microsoft.com/office/word/2010/wordprocessingDrawing" xmlns:wp="http://schemas.openxmlformats.org/drawingml/2006/wordprocessingDrawing" xmlns:w10="urn:schemas-microsoft-com:office:word" xmlns:w="http://schemas.openxmlformats.org/wordprocessingml/2006/main" xmlns:w14="http://schemas.microsoft.com/office/word/2010/wordml" xmlns:w15="http://schemas.microsoft.com/office/word/2012/wordml" xmlns:w16cex="http://schemas.microsoft.com/office/word/2018/wordml/cex" xmlns:w16cid="http://schemas.microsoft.com/office/word/2016/wordml/cid" xmlns:w16="http://schemas.microsoft.com/office/word/2018/wordml" xmlns:w16du="http://schemas.microsoft.com/office/word/2023/wordml/word16du" xmlns:w16sdtdh="http://schemas.microsoft.com/office/word/2020/wordml/sdtdatahash" xmlns:w16se="http://schemas.microsoft.com/office/word/2015/wordml/symex" xmlns:wpg="http://schemas.microsoft.com/office/word/2010/wordprocessingGroup" xmlns:wpi="http://schemas.microsoft.com/office/word/2010/wordprocessingInk" xmlns:wne="http://schemas.microsoft.com/office/word/2006/wordml" xmlns:wps="http://schemas.microsoft.com/office/word/2010/wordprocessingShape" mc:Ignorable="w14 w15 w16se w16cid w16 w16cex w16sdtdh w16du wp14">
   <w:body>
     <w:p>
       <w:r>
@@ -110,29 +110,7 @@
           <w:szCs w:val="19"/>
           <w:shd w:val="clear" w:color="auto" w:fill="FFFFFF"/>
         </w:rPr>
-        <w:t xml:space="preserve">What would be the systemd command to start a service called </w:t>
-      </w:r>
-      <w:proofErr w:type="spellStart"/>
-      <w:r>
-        <w:rPr>
-          <w:rFonts w:ascii="Helvetica" w:hAnsi="Helvetica" w:cs="Helvetica"/>
-          <w:color w:val="2D3B45"/>
-          <w:sz w:val="19"/>
-          <w:szCs w:val="19"/>
-          <w:shd w:val="clear" w:color="auto" w:fill="FFFFFF"/>
-        </w:rPr>
-        <w:t>sshd</w:t>
-      </w:r>
-      <w:proofErr w:type="spellEnd"/>
-      <w:r>
-        <w:rPr>
-          <w:rFonts w:ascii="Helvetica" w:hAnsi="Helvetica" w:cs="Helvetica"/>
-          <w:color w:val="2D3B45"/>
-          <w:sz w:val="19"/>
-          <w:szCs w:val="19"/>
-          <w:shd w:val="clear" w:color="auto" w:fill="FFFFFF"/>
-        </w:rPr>
-        <w:t>?  _______________________</w:t>
+        <w:t>What would be the systemd command to start a service called sshd?  _______________________</w:t>
       </w:r>
       <w:r>
         <w:rPr>
@@ -152,20 +130,8 @@
           <w:szCs w:val="19"/>
           <w:shd w:val="clear" w:color="auto" w:fill="FFFFFF"/>
         </w:rPr>
-        <w:t xml:space="preserve">sudo systemctl start </w:t>
-      </w:r>
-      <w:proofErr w:type="spellStart"/>
-      <w:r>
-        <w:rPr>
-          <w:rFonts w:ascii="Helvetica" w:hAnsi="Helvetica" w:cs="Helvetica"/>
-          <w:color w:val="00B050"/>
-          <w:sz w:val="19"/>
-          <w:szCs w:val="19"/>
-          <w:shd w:val="clear" w:color="auto" w:fill="FFFFFF"/>
-        </w:rPr>
-        <w:t>sshd</w:t>
-      </w:r>
-      <w:proofErr w:type="spellEnd"/>
+        <w:t>sudo systemctl start sshd</w:t>
+      </w:r>
     </w:p>
     <w:p>
       <w:pPr>
@@ -206,71 +172,37 @@
           <w:szCs w:val="19"/>
           <w:shd w:val="clear" w:color="auto" w:fill="FFFFFF"/>
         </w:rPr>
-        <w:t xml:space="preserve"> the </w:t>
-      </w:r>
-      <w:proofErr w:type="spellStart"/>
-      <w:r>
-        <w:rPr>
-          <w:rFonts w:ascii="Helvetica" w:hAnsi="Helvetica" w:cs="Helvetica"/>
-          <w:color w:val="2D3B45"/>
+        <w:t xml:space="preserve"> the sshd service is running? __________________</w:t>
+      </w:r>
+      <w:r>
+        <w:rPr>
+          <w:rFonts w:ascii="Helvetica" w:hAnsi="Helvetica" w:cs="Helvetica"/>
+          <w:color w:val="2D3B45"/>
+          <w:sz w:val="19"/>
+          <w:szCs w:val="19"/>
+          <w:shd w:val="clear" w:color="auto" w:fill="FFFFFF"/>
+        </w:rPr>
+        <w:br/>
+      </w:r>
+      <w:r>
+        <w:rPr>
+          <w:rFonts w:ascii="Helvetica" w:hAnsi="Helvetica" w:cs="Helvetica"/>
+          <w:color w:val="00B050"/>
+          <w:sz w:val="19"/>
+          <w:szCs w:val="19"/>
+          <w:shd w:val="clear" w:color="auto" w:fill="FFFFFF"/>
+        </w:rPr>
+        <w:t xml:space="preserve">systemctl status </w:t>
+      </w:r>
+      <w:r>
+        <w:rPr>
+          <w:rFonts w:ascii="Helvetica" w:hAnsi="Helvetica" w:cs="Helvetica"/>
+          <w:color w:val="00B050"/>
           <w:sz w:val="19"/>
           <w:szCs w:val="19"/>
           <w:shd w:val="clear" w:color="auto" w:fill="FFFFFF"/>
         </w:rPr>
         <w:t>sshd</w:t>
-      </w:r>
-      <w:proofErr w:type="spellEnd"/>
-      <w:r>
-        <w:rPr>
-          <w:rFonts w:ascii="Helvetica" w:hAnsi="Helvetica" w:cs="Helvetica"/>
-          <w:color w:val="2D3B45"/>
-          <w:sz w:val="19"/>
-          <w:szCs w:val="19"/>
-          <w:shd w:val="clear" w:color="auto" w:fill="FFFFFF"/>
-        </w:rPr>
-        <w:t xml:space="preserve"> service is running? __________________</w:t>
-      </w:r>
-      <w:r>
-        <w:rPr>
-          <w:rFonts w:ascii="Helvetica" w:hAnsi="Helvetica" w:cs="Helvetica"/>
-          <w:color w:val="2D3B45"/>
-          <w:sz w:val="19"/>
-          <w:szCs w:val="19"/>
-          <w:shd w:val="clear" w:color="auto" w:fill="FFFFFF"/>
-        </w:rPr>
-        <w:br/>
-      </w:r>
-      <w:r>
-        <w:rPr>
-          <w:rFonts w:ascii="Helvetica" w:hAnsi="Helvetica" w:cs="Helvetica"/>
-          <w:color w:val="00B050"/>
-          <w:sz w:val="19"/>
-          <w:szCs w:val="19"/>
-          <w:shd w:val="clear" w:color="auto" w:fill="FFFFFF"/>
-        </w:rPr>
-        <w:t>systemctl status &lt;</w:t>
-      </w:r>
-      <w:proofErr w:type="spellStart"/>
-      <w:r>
-        <w:rPr>
-          <w:rFonts w:ascii="Helvetica" w:hAnsi="Helvetica" w:cs="Helvetica"/>
-          <w:color w:val="00B050"/>
-          <w:sz w:val="19"/>
-          <w:szCs w:val="19"/>
-          <w:shd w:val="clear" w:color="auto" w:fill="FFFFFF"/>
-        </w:rPr>
-        <w:t>servicename</w:t>
-      </w:r>
-      <w:proofErr w:type="spellEnd"/>
-      <w:r>
-        <w:rPr>
-          <w:rFonts w:ascii="Helvetica" w:hAnsi="Helvetica" w:cs="Helvetica"/>
-          <w:color w:val="00B050"/>
-          <w:sz w:val="19"/>
-          <w:szCs w:val="19"/>
-          <w:shd w:val="clear" w:color="auto" w:fill="FFFFFF"/>
-        </w:rPr>
-        <w:t>&gt;</w:t>
       </w:r>
     </w:p>
     <w:p>
@@ -304,49 +236,55 @@
         </w:rPr>
         <w:br/>
       </w:r>
-      <w:proofErr w:type="spellStart"/>
-      <w:r>
-        <w:rPr>
-          <w:rFonts w:ascii="Helvetica" w:hAnsi="Helvetica" w:cs="Helvetica"/>
-          <w:color w:val="00B050"/>
-          <w:sz w:val="19"/>
-          <w:szCs w:val="19"/>
-          <w:shd w:val="clear" w:color="auto" w:fill="FFFFFF"/>
-        </w:rPr>
-        <w:t>ps</w:t>
-      </w:r>
-      <w:proofErr w:type="spellEnd"/>
-      <w:r>
-        <w:rPr>
-          <w:rFonts w:ascii="Helvetica" w:hAnsi="Helvetica" w:cs="Helvetica"/>
-          <w:color w:val="00B050"/>
-          <w:sz w:val="19"/>
-          <w:szCs w:val="19"/>
-          <w:shd w:val="clear" w:color="auto" w:fill="FFFFFF"/>
-        </w:rPr>
-        <w:t xml:space="preserve"> lists your processes, </w:t>
-      </w:r>
-      <w:proofErr w:type="spellStart"/>
-      <w:r>
-        <w:rPr>
-          <w:rFonts w:ascii="Helvetica" w:hAnsi="Helvetica" w:cs="Helvetica"/>
-          <w:color w:val="00B050"/>
-          <w:sz w:val="19"/>
-          <w:szCs w:val="19"/>
-          <w:shd w:val="clear" w:color="auto" w:fill="FFFFFF"/>
-        </w:rPr>
-        <w:t>ps</w:t>
-      </w:r>
-      <w:proofErr w:type="spellEnd"/>
-      <w:r>
-        <w:rPr>
-          <w:rFonts w:ascii="Helvetica" w:hAnsi="Helvetica" w:cs="Helvetica"/>
-          <w:color w:val="00B050"/>
-          <w:sz w:val="19"/>
-          <w:szCs w:val="19"/>
-          <w:shd w:val="clear" w:color="auto" w:fill="FFFFFF"/>
-        </w:rPr>
-        <w:t xml:space="preserve"> aux lists all of them.</w:t>
+      <w:r>
+        <w:rPr>
+          <w:rFonts w:ascii="Helvetica" w:hAnsi="Helvetica" w:cs="Helvetica"/>
+          <w:color w:val="00B050"/>
+          <w:sz w:val="19"/>
+          <w:szCs w:val="19"/>
+          <w:shd w:val="clear" w:color="auto" w:fill="FFFFFF"/>
+        </w:rPr>
+        <w:t>ps lists your processes</w:t>
+      </w:r>
+      <w:r>
+        <w:rPr>
+          <w:rFonts w:ascii="Helvetica" w:hAnsi="Helvetica" w:cs="Helvetica"/>
+          <w:color w:val="00B050"/>
+          <w:sz w:val="19"/>
+          <w:szCs w:val="19"/>
+          <w:shd w:val="clear" w:color="auto" w:fill="FFFFFF"/>
+        </w:rPr>
+        <w:t xml:space="preserve"> in your current terminal</w:t>
+      </w:r>
+      <w:r>
+        <w:rPr>
+          <w:rFonts w:ascii="Helvetica" w:hAnsi="Helvetica" w:cs="Helvetica"/>
+          <w:color w:val="00B050"/>
+          <w:sz w:val="19"/>
+          <w:szCs w:val="19"/>
+          <w:shd w:val="clear" w:color="auto" w:fill="FFFFFF"/>
+        </w:rPr>
+        <w:t xml:space="preserve">, ps aux lists all </w:t>
+      </w:r>
+      <w:r>
+        <w:rPr>
+          <w:rFonts w:ascii="Helvetica" w:hAnsi="Helvetica" w:cs="Helvetica"/>
+          <w:color w:val="00B050"/>
+          <w:sz w:val="19"/>
+          <w:szCs w:val="19"/>
+          <w:shd w:val="clear" w:color="auto" w:fill="FFFFFF"/>
+        </w:rPr>
+        <w:t>processes on the machine</w:t>
+      </w:r>
+      <w:r>
+        <w:rPr>
+          <w:rFonts w:ascii="Helvetica" w:hAnsi="Helvetica" w:cs="Helvetica"/>
+          <w:color w:val="00B050"/>
+          <w:sz w:val="19"/>
+          <w:szCs w:val="19"/>
+          <w:shd w:val="clear" w:color="auto" w:fill="FFFFFF"/>
+        </w:rPr>
+        <w:t>.</w:t>
       </w:r>
     </w:p>
     <w:p>
@@ -570,7 +508,7 @@
 </file>
 
 <file path=word/numbering.xml><?xml version="1.0" encoding="utf-8"?>
-<w:numbering xmlns:wpc="http://schemas.microsoft.com/office/word/2010/wordprocessingCanvas" xmlns:cx="http://schemas.microsoft.com/office/drawing/2014/chartex" xmlns:cx1="http://schemas.microsoft.com/office/drawing/2015/9/8/chartex" xmlns:cx2="http://schemas.microsoft.com/office/drawing/2015/10/21/chartex" xmlns:cx3="http://schemas.microsoft.com/office/drawing/2016/5/9/chartex" xmlns:cx4="http://schemas.microsoft.com/office/drawing/2016/5/10/chartex" xmlns:cx5="http://schemas.microsoft.com/office/drawing/2016/5/11/chartex" xmlns:cx6="http://schemas.microsoft.com/office/drawing/2016/5/12/chartex" xmlns:cx7="http://schemas.microsoft.com/office/drawing/2016/5/13/chartex" xmlns:cx8="http://schemas.microsoft.com/office/drawing/2016/5/14/chartex" xmlns:mc="http://schemas.openxmlformats.org/markup-compatibility/2006" xmlns:aink="http://schemas.microsoft.com/office/drawing/2016/ink" xmlns:am3d="http://schemas.microsoft.com/office/drawing/2017/model3d" xmlns:o="urn:schemas-microsoft-com:office:office" xmlns:r="http://schemas.openxmlformats.org/officeDocument/2006/relationships" xmlns:m="http://schemas.openxmlformats.org/officeDocument/2006/math" xmlns:v="urn:schemas-microsoft-com:vml" xmlns:wp14="http://schemas.microsoft.com/office/word/2010/wordprocessingDrawing" xmlns:wp="http://schemas.openxmlformats.org/drawingml/2006/wordprocessingDrawing" xmlns:w10="urn:schemas-microsoft-com:office:word" xmlns:w="http://schemas.openxmlformats.org/wordprocessingml/2006/main" xmlns:w14="http://schemas.microsoft.com/office/word/2010/wordml" xmlns:w15="http://schemas.microsoft.com/office/word/2012/wordml" xmlns:w16cex="http://schemas.microsoft.com/office/word/2018/wordml/cex" xmlns:w16cid="http://schemas.microsoft.com/office/word/2016/wordml/cid" xmlns:w16="http://schemas.microsoft.com/office/word/2018/wordml" xmlns:w16sdtdh="http://schemas.microsoft.com/office/word/2020/wordml/sdtdatahash" xmlns:w16se="http://schemas.microsoft.com/office/word/2015/wordml/symex" xmlns:wpg="http://schemas.microsoft.com/office/word/2010/wordprocessingGroup" xmlns:wpi="http://schemas.microsoft.com/office/word/2010/wordprocessingInk" xmlns:wne="http://schemas.microsoft.com/office/word/2006/wordml" xmlns:wps="http://schemas.microsoft.com/office/word/2010/wordprocessingShape" mc:Ignorable="w14 w15 w16se w16cid w16 w16cex w16sdtdh wp14">
+<w:numbering xmlns:wpc="http://schemas.microsoft.com/office/word/2010/wordprocessingCanvas" xmlns:cx="http://schemas.microsoft.com/office/drawing/2014/chartex" xmlns:cx1="http://schemas.microsoft.com/office/drawing/2015/9/8/chartex" xmlns:cx2="http://schemas.microsoft.com/office/drawing/2015/10/21/chartex" xmlns:cx3="http://schemas.microsoft.com/office/drawing/2016/5/9/chartex" xmlns:cx4="http://schemas.microsoft.com/office/drawing/2016/5/10/chartex" xmlns:cx5="http://schemas.microsoft.com/office/drawing/2016/5/11/chartex" xmlns:cx6="http://schemas.microsoft.com/office/drawing/2016/5/12/chartex" xmlns:cx7="http://schemas.microsoft.com/office/drawing/2016/5/13/chartex" xmlns:cx8="http://schemas.microsoft.com/office/drawing/2016/5/14/chartex" xmlns:mc="http://schemas.openxmlformats.org/markup-compatibility/2006" xmlns:aink="http://schemas.microsoft.com/office/drawing/2016/ink" xmlns:am3d="http://schemas.microsoft.com/office/drawing/2017/model3d" xmlns:o="urn:schemas-microsoft-com:office:office" xmlns:oel="http://schemas.microsoft.com/office/2019/extlst" xmlns:r="http://schemas.openxmlformats.org/officeDocument/2006/relationships" xmlns:m="http://schemas.openxmlformats.org/officeDocument/2006/math" xmlns:v="urn:schemas-microsoft-com:vml" xmlns:wp14="http://schemas.microsoft.com/office/word/2010/wordprocessingDrawing" xmlns:wp="http://schemas.openxmlformats.org/drawingml/2006/wordprocessingDrawing" xmlns:w10="urn:schemas-microsoft-com:office:word" xmlns:w="http://schemas.openxmlformats.org/wordprocessingml/2006/main" xmlns:w14="http://schemas.microsoft.com/office/word/2010/wordml" xmlns:w15="http://schemas.microsoft.com/office/word/2012/wordml" xmlns:w16cex="http://schemas.microsoft.com/office/word/2018/wordml/cex" xmlns:w16cid="http://schemas.microsoft.com/office/word/2016/wordml/cid" xmlns:w16="http://schemas.microsoft.com/office/word/2018/wordml" xmlns:w16du="http://schemas.microsoft.com/office/word/2023/wordml/word16du" xmlns:w16sdtdh="http://schemas.microsoft.com/office/word/2020/wordml/sdtdatahash" xmlns:w16se="http://schemas.microsoft.com/office/word/2015/wordml/symex" xmlns:wpg="http://schemas.microsoft.com/office/word/2010/wordprocessingGroup" xmlns:wpi="http://schemas.microsoft.com/office/word/2010/wordprocessingInk" xmlns:wne="http://schemas.microsoft.com/office/word/2006/wordml" xmlns:wps="http://schemas.microsoft.com/office/word/2010/wordprocessingShape" mc:Ignorable="w14 w15 w16se w16cid w16 w16cex w16sdtdh w16du wp14">
   <w:abstractNum w:abstractNumId="0" w15:restartNumberingAfterBreak="0">
     <w:nsid w:val="031A2669"/>
     <w:multiLevelType w:val="hybridMultilevel"/>
@@ -660,14 +598,14 @@
       </w:pPr>
     </w:lvl>
   </w:abstractNum>
-  <w:num w:numId="1">
+  <w:num w:numId="1" w16cid:durableId="1324041678">
     <w:abstractNumId w:val="0"/>
   </w:num>
 </w:numbering>
 </file>
 
 <file path=word/styles.xml><?xml version="1.0" encoding="utf-8"?>
-<w:styles xmlns:mc="http://schemas.openxmlformats.org/markup-compatibility/2006" xmlns:r="http://schemas.openxmlformats.org/officeDocument/2006/relationships" xmlns:w="http://schemas.openxmlformats.org/wordprocessingml/2006/main" xmlns:w14="http://schemas.microsoft.com/office/word/2010/wordml" xmlns:w15="http://schemas.microsoft.com/office/word/2012/wordml" xmlns:w16cex="http://schemas.microsoft.com/office/word/2018/wordml/cex" xmlns:w16cid="http://schemas.microsoft.com/office/word/2016/wordml/cid" xmlns:w16="http://schemas.microsoft.com/office/word/2018/wordml" xmlns:w16sdtdh="http://schemas.microsoft.com/office/word/2020/wordml/sdtdatahash" xmlns:w16se="http://schemas.microsoft.com/office/word/2015/wordml/symex" mc:Ignorable="w14 w15 w16se w16cid w16 w16cex w16sdtdh">
+<w:styles xmlns:mc="http://schemas.openxmlformats.org/markup-compatibility/2006" xmlns:r="http://schemas.openxmlformats.org/officeDocument/2006/relationships" xmlns:w="http://schemas.openxmlformats.org/wordprocessingml/2006/main" xmlns:w14="http://schemas.microsoft.com/office/word/2010/wordml" xmlns:w15="http://schemas.microsoft.com/office/word/2012/wordml" xmlns:w16cex="http://schemas.microsoft.com/office/word/2018/wordml/cex" xmlns:w16cid="http://schemas.microsoft.com/office/word/2016/wordml/cid" xmlns:w16="http://schemas.microsoft.com/office/word/2018/wordml" xmlns:w16du="http://schemas.microsoft.com/office/word/2023/wordml/word16du" xmlns:w16sdtdh="http://schemas.microsoft.com/office/word/2020/wordml/sdtdatahash" xmlns:w16se="http://schemas.microsoft.com/office/word/2015/wordml/symex" mc:Ignorable="w14 w15 w16se w16cid w16 w16cex w16sdtdh w16du">
   <w:docDefaults>
     <w:rPrDefault>
       <w:rPr>
